--- a/docs/pages/ws/ws-01.docx
+++ b/docs/pages/ws/ws-01.docx
@@ -7,9 +7,2491 @@
         <w:pStyle w:val="Title"/>
       </w:pPr>
       <w:r>
-        <w:t xml:space="preserve">Worksheet 01</w:t>
-      </w:r>
-    </w:p>
+        <w:t xml:space="preserve">Worksheet 01 · Ein kleines R-Projekt</w:t>
+      </w:r>
+    </w:p>
+    <w:p>
+      <w:pPr>
+        <w:pStyle w:val="Subtitle"/>
+      </w:pPr>
+      <w:r>
+        <w:t xml:space="preserve">Verzeichnisse, Skriptstruktur und kontrollierte Änderungen</w:t>
+      </w:r>
+    </w:p>
+    <w:bookmarkStart w:id="21" w:name="ziel"/>
+    <w:p>
+      <w:pPr>
+        <w:pStyle w:val="Heading2"/>
+      </w:pPr>
+      <w:r>
+        <w:t xml:space="preserve">Ziel</w:t>
+      </w:r>
+    </w:p>
+    <w:p>
+      <w:pPr>
+        <w:pStyle w:val="FirstParagraph"/>
+      </w:pPr>
+      <w:r>
+        <w:t xml:space="preserve">Sie richten ein kleines R-Projekt ein, trennen Eingangsdaten, Skripte und Ergebnisse und führen einen überschaubaren Analyseablauf aus. Anschließend verändern Sie einen Parameter und prüfen die Wirkung. Sie nutzen dabei relative Pfade, einen aussagekräftigen Skriptkopf und kurze Kommentare.</w:t>
+      </w:r>
+    </w:p>
+    <w:p>
+      <w:pPr>
+        <w:pStyle w:val="BodyText"/>
+      </w:pPr>
+      <w:r>
+        <w:rPr>
+          <w:b/>
+          <w:bCs/>
+        </w:rPr>
+        <w:t xml:space="preserve">Beispiel:</w:t>
+      </w:r>
+      <w:r>
+        <w:t xml:space="preserve"> </w:t>
+      </w:r>
+      <w:r>
+        <w:t xml:space="preserve">Sie laden die Gebietsgrenze des Burgwalds, erzeugen einen Puffer und speichern eine Karte sowie die berechnete Geometrie. Die Daten stammen aus dem</w:t>
+      </w:r>
+      <w:r>
+        <w:t xml:space="preserve"> </w:t>
+      </w:r>
+      <w:hyperlink r:id="rId20">
+        <w:r>
+          <w:rPr>
+            <w:rStyle w:val="Hyperlink"/>
+          </w:rPr>
+          <w:t xml:space="preserve">Kursrepository LV-19-d19-006-25-R</w:t>
+        </w:r>
+      </w:hyperlink>
+      <w:r>
+        <w:t xml:space="preserve">. Die Pufferberechnung dient hier als einfache Übung zur Skriptnutzung.</w:t>
+      </w:r>
+    </w:p>
+    <w:bookmarkEnd w:id="21"/>
+    <w:bookmarkStart w:id="22" w:name="das-projekt-anlegen"/>
+    <w:p>
+      <w:pPr>
+        <w:pStyle w:val="Heading2"/>
+      </w:pPr>
+      <w:r>
+        <w:t xml:space="preserve">1 · Das Projekt anlegen</w:t>
+      </w:r>
+    </w:p>
+    <w:p>
+      <w:pPr>
+        <w:pStyle w:val="FirstParagraph"/>
+      </w:pPr>
+      <w:r>
+        <w:t xml:space="preserve">Öffnen Sie in RStudio</w:t>
+      </w:r>
+      <w:r>
+        <w:t xml:space="preserve"> </w:t>
+      </w:r>
+      <w:r>
+        <w:rPr>
+          <w:b/>
+          <w:bCs/>
+        </w:rPr>
+        <w:t xml:space="preserve">File → New Project → New Directory → New Project</w:t>
+      </w:r>
+      <w:r>
+        <w:t xml:space="preserve">. Nennen Sie das Projekt</w:t>
+      </w:r>
+      <w:r>
+        <w:t xml:space="preserve"> </w:t>
+      </w:r>
+      <w:r>
+        <w:rPr>
+          <w:rStyle w:val="VerbatimChar"/>
+        </w:rPr>
+        <w:t xml:space="preserve">burgwald-mini</w:t>
+      </w:r>
+      <w:r>
+        <w:t xml:space="preserve"> </w:t>
+      </w:r>
+      <w:r>
+        <w:t xml:space="preserve">und wählen Sie einen Speicherort. Öffnen Sie es künftig über</w:t>
+      </w:r>
+      <w:r>
+        <w:t xml:space="preserve"> </w:t>
+      </w:r>
+      <w:r>
+        <w:rPr>
+          <w:rStyle w:val="VerbatimChar"/>
+        </w:rPr>
+        <w:t xml:space="preserve">burgwald-mini.Rproj</w:t>
+      </w:r>
+      <w:r>
+        <w:t xml:space="preserve">.</w:t>
+      </w:r>
+    </w:p>
+    <w:p>
+      <w:pPr>
+        <w:pStyle w:val="BodyText"/>
+      </w:pPr>
+      <w:r>
+        <w:t xml:space="preserve">Legen Sie über den Reiter</w:t>
+      </w:r>
+      <w:r>
+        <w:t xml:space="preserve"> </w:t>
+      </w:r>
+      <w:r>
+        <w:rPr>
+          <w:b/>
+          <w:bCs/>
+        </w:rPr>
+        <w:t xml:space="preserve">Files → New Folder</w:t>
+      </w:r>
+      <w:r>
+        <w:t xml:space="preserve"> </w:t>
+      </w:r>
+      <w:r>
+        <w:t xml:space="preserve">drei Unterordner an:</w:t>
+      </w:r>
+    </w:p>
+    <w:tbl>
+      <w:tblPr>
+        <w:tblStyle w:val="Table"/>
+        <w:tblW w:type="pct" w:w="5000"/>
+        <w:tblLayout w:type="fixed"/>
+        <w:tblLook w:firstRow="1" w:lastRow="0" w:firstColumn="0" w:lastColumn="0" w:noHBand="0" w:noVBand="0" w:val="0020"/>
+      </w:tblPr>
+      <w:tblGrid>
+        <w:gridCol w:w="3960"/>
+        <w:gridCol w:w="3960"/>
+      </w:tblGrid>
+      <w:tr>
+        <w:trPr>
+          <w:tblHeader w:val="on"/>
+        </w:trPr>
+        <w:tc>
+          <w:tcPr/>
+          <w:p>
+            <w:pPr>
+              <w:pStyle w:val="Compact"/>
+            </w:pPr>
+            <w:r>
+              <w:t xml:space="preserve">Ort im Projekt</w:t>
+            </w:r>
+          </w:p>
+        </w:tc>
+        <w:tc>
+          <w:tcPr/>
+          <w:p>
+            <w:pPr>
+              <w:pStyle w:val="Compact"/>
+            </w:pPr>
+            <w:r>
+              <w:t xml:space="preserve">Inhalt</w:t>
+            </w:r>
+          </w:p>
+        </w:tc>
+      </w:tr>
+      <w:tr>
+        <w:tc>
+          <w:tcPr/>
+          <w:p>
+            <w:pPr>
+              <w:pStyle w:val="Compact"/>
+            </w:pPr>
+            <w:r>
+              <w:rPr>
+                <w:rStyle w:val="VerbatimChar"/>
+              </w:rPr>
+              <w:t xml:space="preserve">burgwald-mini.Rproj</w:t>
+            </w:r>
+          </w:p>
+        </w:tc>
+        <w:tc>
+          <w:tcPr/>
+          <w:p>
+            <w:pPr>
+              <w:pStyle w:val="Compact"/>
+            </w:pPr>
+            <w:r>
+              <w:t xml:space="preserve">Öffnet das Projekt mit dem Projektordner als Arbeitsverzeichnis.</w:t>
+            </w:r>
+          </w:p>
+        </w:tc>
+      </w:tr>
+      <w:tr>
+        <w:tc>
+          <w:tcPr/>
+          <w:p>
+            <w:pPr>
+              <w:pStyle w:val="Compact"/>
+            </w:pPr>
+            <w:r>
+              <w:rPr>
+                <w:rStyle w:val="VerbatimChar"/>
+              </w:rPr>
+              <w:t xml:space="preserve">data/</w:t>
+            </w:r>
+          </w:p>
+        </w:tc>
+        <w:tc>
+          <w:tcPr/>
+          <w:p>
+            <w:pPr>
+              <w:pStyle w:val="Compact"/>
+            </w:pPr>
+            <w:r>
+              <w:t xml:space="preserve">Heruntergeladene Eingangsdaten; diese werden nicht überschrieben.</w:t>
+            </w:r>
+          </w:p>
+        </w:tc>
+      </w:tr>
+      <w:tr>
+        <w:tc>
+          <w:tcPr/>
+          <w:p>
+            <w:pPr>
+              <w:pStyle w:val="Compact"/>
+            </w:pPr>
+            <w:r>
+              <w:rPr>
+                <w:rStyle w:val="VerbatimChar"/>
+              </w:rPr>
+              <w:t xml:space="preserve">scripts/</w:t>
+            </w:r>
+          </w:p>
+        </w:tc>
+        <w:tc>
+          <w:tcPr/>
+          <w:p>
+            <w:pPr>
+              <w:pStyle w:val="Compact"/>
+            </w:pPr>
+            <w:r>
+              <w:t xml:space="preserve">Ihre R-Skripte.</w:t>
+            </w:r>
+          </w:p>
+        </w:tc>
+      </w:tr>
+      <w:tr>
+        <w:tc>
+          <w:tcPr/>
+          <w:p>
+            <w:pPr>
+              <w:pStyle w:val="Compact"/>
+            </w:pPr>
+            <w:r>
+              <w:rPr>
+                <w:rStyle w:val="VerbatimChar"/>
+              </w:rPr>
+              <w:t xml:space="preserve">output/</w:t>
+            </w:r>
+          </w:p>
+        </w:tc>
+        <w:tc>
+          <w:tcPr/>
+          <w:p>
+            <w:pPr>
+              <w:pStyle w:val="Compact"/>
+            </w:pPr>
+            <w:r>
+              <w:t xml:space="preserve">Berechnete Daten und Abbildungen; diese lassen sich erneut erzeugen.</w:t>
+            </w:r>
+          </w:p>
+        </w:tc>
+      </w:tr>
+    </w:tbl>
+    <w:p>
+      <w:pPr>
+        <w:pStyle w:val="BodyText"/>
+      </w:pPr>
+      <w:r>
+        <w:t xml:space="preserve">Prüfen Sie in der</w:t>
+      </w:r>
+      <w:r>
+        <w:t xml:space="preserve"> </w:t>
+      </w:r>
+      <w:r>
+        <w:rPr>
+          <w:b/>
+          <w:bCs/>
+        </w:rPr>
+        <w:t xml:space="preserve">Konsole</w:t>
+      </w:r>
+      <w:r>
+        <w:t xml:space="preserve">:</w:t>
+      </w:r>
+    </w:p>
+    <w:p>
+      <w:pPr>
+        <w:pStyle w:val="SourceCode"/>
+      </w:pPr>
+      <w:r>
+        <w:rPr>
+          <w:rStyle w:val="FunctionTok"/>
+        </w:rPr>
+        <w:t xml:space="preserve">getwd</w:t>
+      </w:r>
+      <w:r>
+        <w:rPr>
+          <w:rStyle w:val="NormalTok"/>
+        </w:rPr>
+        <w:t xml:space="preserve">()</w:t>
+      </w:r>
+      <w:r>
+        <w:br/>
+      </w:r>
+      <w:r>
+        <w:rPr>
+          <w:rStyle w:val="FunctionTok"/>
+        </w:rPr>
+        <w:t xml:space="preserve">list.files</w:t>
+      </w:r>
+      <w:r>
+        <w:rPr>
+          <w:rStyle w:val="NormalTok"/>
+        </w:rPr>
+        <w:t xml:space="preserve">()</w:t>
+      </w:r>
+    </w:p>
+    <w:p>
+      <w:pPr>
+        <w:pStyle w:val="FirstParagraph"/>
+      </w:pPr>
+      <w:r>
+        <w:t xml:space="preserve">Das Arbeitsverzeichnis muss Ihr Ordner</w:t>
+      </w:r>
+      <w:r>
+        <w:t xml:space="preserve"> </w:t>
+      </w:r>
+      <w:r>
+        <w:rPr>
+          <w:rStyle w:val="VerbatimChar"/>
+        </w:rPr>
+        <w:t xml:space="preserve">burgwald-mini</w:t>
+      </w:r>
+      <w:r>
+        <w:t xml:space="preserve"> </w:t>
+      </w:r>
+      <w:r>
+        <w:t xml:space="preserve">sein. Die drei Unterordner und die Projektdatei sollten angezeigt werden. Alle folgenden Pfade beziehen sich auf diesen Projektordner, auch wenn das Skript in</w:t>
+      </w:r>
+      <w:r>
+        <w:t xml:space="preserve"> </w:t>
+      </w:r>
+      <w:r>
+        <w:rPr>
+          <w:rStyle w:val="VerbatimChar"/>
+        </w:rPr>
+        <w:t xml:space="preserve">scripts/</w:t>
+      </w:r>
+      <w:r>
+        <w:t xml:space="preserve"> </w:t>
+      </w:r>
+      <w:r>
+        <w:t xml:space="preserve">liegt. Ein zusätzliches</w:t>
+      </w:r>
+      <w:r>
+        <w:t xml:space="preserve"> </w:t>
+      </w:r>
+      <w:r>
+        <w:rPr>
+          <w:rStyle w:val="VerbatimChar"/>
+        </w:rPr>
+        <w:t xml:space="preserve">setwd()</w:t>
+      </w:r>
+      <w:r>
+        <w:t xml:space="preserve"> </w:t>
+      </w:r>
+      <w:r>
+        <w:t xml:space="preserve">ist nicht erforderlich.</w:t>
+      </w:r>
+    </w:p>
+    <w:p>
+      <w:pPr>
+        <w:pStyle w:val="BodyText"/>
+      </w:pPr>
+      <w:r>
+        <w:t xml:space="preserve">Installieren Sie das benötigte Paket einmalig in der Konsole, falls es noch fehlt:</w:t>
+      </w:r>
+    </w:p>
+    <w:p>
+      <w:pPr>
+        <w:pStyle w:val="SourceCode"/>
+      </w:pPr>
+      <w:r>
+        <w:rPr>
+          <w:rStyle w:val="FunctionTok"/>
+        </w:rPr>
+        <w:t xml:space="preserve">install.packages</w:t>
+      </w:r>
+      <w:r>
+        <w:rPr>
+          <w:rStyle w:val="NormalTok"/>
+        </w:rPr>
+        <w:t xml:space="preserve">(</w:t>
+      </w:r>
+      <w:r>
+        <w:rPr>
+          <w:rStyle w:val="StringTok"/>
+        </w:rPr>
+        <w:t xml:space="preserve">"sf"</w:t>
+      </w:r>
+      <w:r>
+        <w:rPr>
+          <w:rStyle w:val="NormalTok"/>
+        </w:rPr>
+        <w:t xml:space="preserve">)</w:t>
+      </w:r>
+    </w:p>
+    <w:bookmarkEnd w:id="22"/>
+    <w:bookmarkStart w:id="23" w:name="ein-übersichtliches-skript-anlegen"/>
+    <w:p>
+      <w:pPr>
+        <w:pStyle w:val="Heading2"/>
+      </w:pPr>
+      <w:r>
+        <w:t xml:space="preserve">2 · Ein übersichtliches Skript anlegen</w:t>
+      </w:r>
+    </w:p>
+    <w:p>
+      <w:pPr>
+        <w:pStyle w:val="FirstParagraph"/>
+      </w:pPr>
+      <w:r>
+        <w:t xml:space="preserve">Erstellen Sie über</w:t>
+      </w:r>
+      <w:r>
+        <w:t xml:space="preserve"> </w:t>
+      </w:r>
+      <w:r>
+        <w:rPr>
+          <w:b/>
+          <w:bCs/>
+        </w:rPr>
+        <w:t xml:space="preserve">File → New File → R Script</w:t>
+      </w:r>
+      <w:r>
+        <w:t xml:space="preserve"> </w:t>
+      </w:r>
+      <w:r>
+        <w:t xml:space="preserve">ein Skript und speichern Sie es als</w:t>
+      </w:r>
+      <w:r>
+        <w:t xml:space="preserve"> </w:t>
+      </w:r>
+      <w:r>
+        <w:rPr>
+          <w:rStyle w:val="VerbatimChar"/>
+        </w:rPr>
+        <w:t xml:space="preserve">scripts/01_burgwald_puffer.R</w:t>
+      </w:r>
+      <w:r>
+        <w:t xml:space="preserve">. Übernehmen Sie den folgenden Code und ergänzen Sie Name und Datum im Kopf.</w:t>
+      </w:r>
+    </w:p>
+    <w:p>
+      <w:pPr>
+        <w:pStyle w:val="BodyText"/>
+      </w:pPr>
+      <w:r>
+        <w:t xml:space="preserve">Der Aufbau bleibt einfach:</w:t>
+      </w:r>
+      <w:r>
+        <w:t xml:space="preserve"> </w:t>
+      </w:r>
+      <w:r>
+        <w:rPr>
+          <w:b/>
+          <w:bCs/>
+        </w:rPr>
+        <w:t xml:space="preserve">Header → Paket → Einstellungen → Daten → Verarbeitung → Ausgabe → Kontrolle.</w:t>
+      </w:r>
+      <w:r>
+        <w:t xml:space="preserve"> </w:t>
+      </w:r>
+      <w:r>
+        <w:t xml:space="preserve">Änderungen an Pfaden oder Parametern erfolgen gesammelt im Abschnitt „Einstellungen“.</w:t>
+      </w:r>
+    </w:p>
+    <w:p>
+      <w:pPr>
+        <w:pStyle w:val="SourceCode"/>
+      </w:pPr>
+      <w:r>
+        <w:rPr>
+          <w:rStyle w:val="CommentTok"/>
+        </w:rPr>
+        <w:t xml:space="preserve"># ------------------------------------------------------------</w:t>
+      </w:r>
+      <w:r>
+        <w:br/>
+      </w:r>
+      <w:r>
+        <w:rPr>
+          <w:rStyle w:val="CommentTok"/>
+        </w:rPr>
+        <w:t xml:space="preserve"># Titel:   Burgwald – Gebietsgrenze puffern</w:t>
+      </w:r>
+      <w:r>
+        <w:br/>
+      </w:r>
+      <w:r>
+        <w:rPr>
+          <w:rStyle w:val="CommentTok"/>
+        </w:rPr>
+        <w:t xml:space="preserve"># Autor:   Ihr Name</w:t>
+      </w:r>
+      <w:r>
+        <w:br/>
+      </w:r>
+      <w:r>
+        <w:rPr>
+          <w:rStyle w:val="CommentTok"/>
+        </w:rPr>
+        <w:t xml:space="preserve"># Datum:   JJJJ-MM-TT</w:t>
+      </w:r>
+      <w:r>
+        <w:br/>
+      </w:r>
+      <w:r>
+        <w:rPr>
+          <w:rStyle w:val="CommentTok"/>
+        </w:rPr>
+        <w:t xml:space="preserve"># Zweck:   Gebietsgrenze laden, puffern und Ergebnisse speichern</w:t>
+      </w:r>
+      <w:r>
+        <w:br/>
+      </w:r>
+      <w:r>
+        <w:rPr>
+          <w:rStyle w:val="CommentTok"/>
+        </w:rPr>
+        <w:t xml:space="preserve"># Quelle:  https://github.com/gisma/LV-19-d19-006-25-R</w:t>
+      </w:r>
+      <w:r>
+        <w:br/>
+      </w:r>
+      <w:r>
+        <w:rPr>
+          <w:rStyle w:val="CommentTok"/>
+        </w:rPr>
+        <w:t xml:space="preserve"># Eingabe: data/burgwald_hull.GPKG</w:t>
+      </w:r>
+      <w:r>
+        <w:br/>
+      </w:r>
+      <w:r>
+        <w:rPr>
+          <w:rStyle w:val="CommentTok"/>
+        </w:rPr>
+        <w:t xml:space="preserve"># Ausgabe: Puffer als GeoPackage und Karte unter output/</w:t>
+      </w:r>
+      <w:r>
+        <w:br/>
+      </w:r>
+      <w:r>
+        <w:rPr>
+          <w:rStyle w:val="CommentTok"/>
+        </w:rPr>
+        <w:t xml:space="preserve"># Start:   RStudio-Projekt burgwald-mini.Rproj öffnen</w:t>
+      </w:r>
+      <w:r>
+        <w:br/>
+      </w:r>
+      <w:r>
+        <w:rPr>
+          <w:rStyle w:val="CommentTok"/>
+        </w:rPr>
+        <w:t xml:space="preserve"># ------------------------------------------------------------</w:t>
+      </w:r>
+      <w:r>
+        <w:br/>
+      </w:r>
+      <w:r>
+        <w:br/>
+      </w:r>
+      <w:r>
+        <w:rPr>
+          <w:rStyle w:val="CommentTok"/>
+        </w:rPr>
+        <w:t xml:space="preserve"># 1. Paket ---------------------------------------------------</w:t>
+      </w:r>
+      <w:r>
+        <w:br/>
+      </w:r>
+      <w:r>
+        <w:rPr>
+          <w:rStyle w:val="FunctionTok"/>
+        </w:rPr>
+        <w:t xml:space="preserve">library</w:t>
+      </w:r>
+      <w:r>
+        <w:rPr>
+          <w:rStyle w:val="NormalTok"/>
+        </w:rPr>
+        <w:t xml:space="preserve">(sf)</w:t>
+      </w:r>
+      <w:r>
+        <w:br/>
+      </w:r>
+      <w:r>
+        <w:br/>
+      </w:r>
+      <w:r>
+        <w:rPr>
+          <w:rStyle w:val="CommentTok"/>
+        </w:rPr>
+        <w:t xml:space="preserve"># 2. Einstellungen -------------------------------------------</w:t>
+      </w:r>
+      <w:r>
+        <w:br/>
+      </w:r>
+      <w:r>
+        <w:rPr>
+          <w:rStyle w:val="NormalTok"/>
+        </w:rPr>
+        <w:t xml:space="preserve">puffer_m </w:t>
+      </w:r>
+      <w:r>
+        <w:rPr>
+          <w:rStyle w:val="OtherTok"/>
+        </w:rPr>
+        <w:t xml:space="preserve">&lt;-</w:t>
+      </w:r>
+      <w:r>
+        <w:rPr>
+          <w:rStyle w:val="NormalTok"/>
+        </w:rPr>
+        <w:t xml:space="preserve"> </w:t>
+      </w:r>
+      <w:r>
+        <w:rPr>
+          <w:rStyle w:val="DecValTok"/>
+        </w:rPr>
+        <w:t xml:space="preserve">100</w:t>
+      </w:r>
+      <w:r>
+        <w:br/>
+      </w:r>
+      <w:r>
+        <w:br/>
+      </w:r>
+      <w:r>
+        <w:rPr>
+          <w:rStyle w:val="NormalTok"/>
+        </w:rPr>
+        <w:t xml:space="preserve">daten_url </w:t>
+      </w:r>
+      <w:r>
+        <w:rPr>
+          <w:rStyle w:val="OtherTok"/>
+        </w:rPr>
+        <w:t xml:space="preserve">&lt;-</w:t>
+      </w:r>
+      <w:r>
+        <w:rPr>
+          <w:rStyle w:val="NormalTok"/>
+        </w:rPr>
+        <w:t xml:space="preserve"> </w:t>
+      </w:r>
+      <w:r>
+        <w:rPr>
+          <w:rStyle w:val="FunctionTok"/>
+        </w:rPr>
+        <w:t xml:space="preserve">paste0</w:t>
+      </w:r>
+      <w:r>
+        <w:rPr>
+          <w:rStyle w:val="NormalTok"/>
+        </w:rPr>
+        <w:t xml:space="preserve">(</w:t>
+      </w:r>
+      <w:r>
+        <w:br/>
+      </w:r>
+      <w:r>
+        <w:rPr>
+          <w:rStyle w:val="NormalTok"/>
+        </w:rPr>
+        <w:t xml:space="preserve">  </w:t>
+      </w:r>
+      <w:r>
+        <w:rPr>
+          <w:rStyle w:val="StringTok"/>
+        </w:rPr>
+        <w:t xml:space="preserve">"https://raw.githubusercontent.com/"</w:t>
+      </w:r>
+      <w:r>
+        <w:rPr>
+          <w:rStyle w:val="NormalTok"/>
+        </w:rPr>
+        <w:t xml:space="preserve">,</w:t>
+      </w:r>
+      <w:r>
+        <w:br/>
+      </w:r>
+      <w:r>
+        <w:rPr>
+          <w:rStyle w:val="NormalTok"/>
+        </w:rPr>
+        <w:t xml:space="preserve">  </w:t>
+      </w:r>
+      <w:r>
+        <w:rPr>
+          <w:rStyle w:val="StringTok"/>
+        </w:rPr>
+        <w:t xml:space="preserve">"gisma/LV-19-d19-006-25-R/main/burgwald_hull.GPKG"</w:t>
+      </w:r>
+      <w:r>
+        <w:br/>
+      </w:r>
+      <w:r>
+        <w:rPr>
+          <w:rStyle w:val="NormalTok"/>
+        </w:rPr>
+        <w:t xml:space="preserve">)</w:t>
+      </w:r>
+      <w:r>
+        <w:br/>
+      </w:r>
+      <w:r>
+        <w:rPr>
+          <w:rStyle w:val="NormalTok"/>
+        </w:rPr>
+        <w:t xml:space="preserve">eingabe </w:t>
+      </w:r>
+      <w:r>
+        <w:rPr>
+          <w:rStyle w:val="OtherTok"/>
+        </w:rPr>
+        <w:t xml:space="preserve">&lt;-</w:t>
+      </w:r>
+      <w:r>
+        <w:rPr>
+          <w:rStyle w:val="NormalTok"/>
+        </w:rPr>
+        <w:t xml:space="preserve"> </w:t>
+      </w:r>
+      <w:r>
+        <w:rPr>
+          <w:rStyle w:val="FunctionTok"/>
+        </w:rPr>
+        <w:t xml:space="preserve">file.path</w:t>
+      </w:r>
+      <w:r>
+        <w:rPr>
+          <w:rStyle w:val="NormalTok"/>
+        </w:rPr>
+        <w:t xml:space="preserve">(</w:t>
+      </w:r>
+      <w:r>
+        <w:rPr>
+          <w:rStyle w:val="StringTok"/>
+        </w:rPr>
+        <w:t xml:space="preserve">"data"</w:t>
+      </w:r>
+      <w:r>
+        <w:rPr>
+          <w:rStyle w:val="NormalTok"/>
+        </w:rPr>
+        <w:t xml:space="preserve">, </w:t>
+      </w:r>
+      <w:r>
+        <w:rPr>
+          <w:rStyle w:val="StringTok"/>
+        </w:rPr>
+        <w:t xml:space="preserve">"burgwald_hull.GPKG"</w:t>
+      </w:r>
+      <w:r>
+        <w:rPr>
+          <w:rStyle w:val="NormalTok"/>
+        </w:rPr>
+        <w:t xml:space="preserve">)</w:t>
+      </w:r>
+      <w:r>
+        <w:br/>
+      </w:r>
+      <w:r>
+        <w:rPr>
+          <w:rStyle w:val="NormalTok"/>
+        </w:rPr>
+        <w:t xml:space="preserve">ausgabe </w:t>
+      </w:r>
+      <w:r>
+        <w:rPr>
+          <w:rStyle w:val="OtherTok"/>
+        </w:rPr>
+        <w:t xml:space="preserve">&lt;-</w:t>
+      </w:r>
+      <w:r>
+        <w:rPr>
+          <w:rStyle w:val="NormalTok"/>
+        </w:rPr>
+        <w:t xml:space="preserve"> </w:t>
+      </w:r>
+      <w:r>
+        <w:rPr>
+          <w:rStyle w:val="FunctionTok"/>
+        </w:rPr>
+        <w:t xml:space="preserve">file.path</w:t>
+      </w:r>
+      <w:r>
+        <w:rPr>
+          <w:rStyle w:val="NormalTok"/>
+        </w:rPr>
+        <w:t xml:space="preserve">(</w:t>
+      </w:r>
+      <w:r>
+        <w:rPr>
+          <w:rStyle w:val="StringTok"/>
+        </w:rPr>
+        <w:t xml:space="preserve">"output"</w:t>
+      </w:r>
+      <w:r>
+        <w:rPr>
+          <w:rStyle w:val="NormalTok"/>
+        </w:rPr>
+        <w:t xml:space="preserve">, </w:t>
+      </w:r>
+      <w:r>
+        <w:rPr>
+          <w:rStyle w:val="FunctionTok"/>
+        </w:rPr>
+        <w:t xml:space="preserve">paste0</w:t>
+      </w:r>
+      <w:r>
+        <w:rPr>
+          <w:rStyle w:val="NormalTok"/>
+        </w:rPr>
+        <w:t xml:space="preserve">(</w:t>
+      </w:r>
+      <w:r>
+        <w:rPr>
+          <w:rStyle w:val="StringTok"/>
+        </w:rPr>
+        <w:t xml:space="preserve">"puffer_"</w:t>
+      </w:r>
+      <w:r>
+        <w:rPr>
+          <w:rStyle w:val="NormalTok"/>
+        </w:rPr>
+        <w:t xml:space="preserve">, puffer_m, </w:t>
+      </w:r>
+      <w:r>
+        <w:rPr>
+          <w:rStyle w:val="StringTok"/>
+        </w:rPr>
+        <w:t xml:space="preserve">"m"</w:t>
+      </w:r>
+      <w:r>
+        <w:rPr>
+          <w:rStyle w:val="NormalTok"/>
+        </w:rPr>
+        <w:t xml:space="preserve">))</w:t>
+      </w:r>
+      <w:r>
+        <w:br/>
+      </w:r>
+      <w:r>
+        <w:br/>
+      </w:r>
+      <w:r>
+        <w:rPr>
+          <w:rStyle w:val="CommentTok"/>
+        </w:rPr>
+        <w:t xml:space="preserve"># 3. Daten laden ---------------------------------------------</w:t>
+      </w:r>
+      <w:r>
+        <w:br/>
+      </w:r>
+      <w:r>
+        <w:rPr>
+          <w:rStyle w:val="CommentTok"/>
+        </w:rPr>
+        <w:t xml:space="preserve"># Der Download erfolgt nur, wenn die Eingabedatei noch fehlt.</w:t>
+      </w:r>
+      <w:r>
+        <w:br/>
+      </w:r>
+      <w:r>
+        <w:rPr>
+          <w:rStyle w:val="ControlFlowTok"/>
+        </w:rPr>
+        <w:t xml:space="preserve">if</w:t>
+      </w:r>
+      <w:r>
+        <w:rPr>
+          <w:rStyle w:val="NormalTok"/>
+        </w:rPr>
+        <w:t xml:space="preserve"> (</w:t>
+      </w:r>
+      <w:r>
+        <w:rPr>
+          <w:rStyle w:val="SpecialCharTok"/>
+        </w:rPr>
+        <w:t xml:space="preserve">!</w:t>
+      </w:r>
+      <w:r>
+        <w:rPr>
+          <w:rStyle w:val="FunctionTok"/>
+        </w:rPr>
+        <w:t xml:space="preserve">file.exists</w:t>
+      </w:r>
+      <w:r>
+        <w:rPr>
+          <w:rStyle w:val="NormalTok"/>
+        </w:rPr>
+        <w:t xml:space="preserve">(eingabe)) {</w:t>
+      </w:r>
+      <w:r>
+        <w:br/>
+      </w:r>
+      <w:r>
+        <w:rPr>
+          <w:rStyle w:val="NormalTok"/>
+        </w:rPr>
+        <w:t xml:space="preserve">  </w:t>
+      </w:r>
+      <w:r>
+        <w:rPr>
+          <w:rStyle w:val="FunctionTok"/>
+        </w:rPr>
+        <w:t xml:space="preserve">download.file</w:t>
+      </w:r>
+      <w:r>
+        <w:rPr>
+          <w:rStyle w:val="NormalTok"/>
+        </w:rPr>
+        <w:t xml:space="preserve">(daten_url, </w:t>
+      </w:r>
+      <w:r>
+        <w:rPr>
+          <w:rStyle w:val="AttributeTok"/>
+        </w:rPr>
+        <w:t xml:space="preserve">destfile =</w:t>
+      </w:r>
+      <w:r>
+        <w:rPr>
+          <w:rStyle w:val="NormalTok"/>
+        </w:rPr>
+        <w:t xml:space="preserve"> eingabe, </w:t>
+      </w:r>
+      <w:r>
+        <w:rPr>
+          <w:rStyle w:val="AttributeTok"/>
+        </w:rPr>
+        <w:t xml:space="preserve">mode =</w:t>
+      </w:r>
+      <w:r>
+        <w:rPr>
+          <w:rStyle w:val="NormalTok"/>
+        </w:rPr>
+        <w:t xml:space="preserve"> </w:t>
+      </w:r>
+      <w:r>
+        <w:rPr>
+          <w:rStyle w:val="StringTok"/>
+        </w:rPr>
+        <w:t xml:space="preserve">"wb"</w:t>
+      </w:r>
+      <w:r>
+        <w:rPr>
+          <w:rStyle w:val="NormalTok"/>
+        </w:rPr>
+        <w:t xml:space="preserve">)</w:t>
+      </w:r>
+      <w:r>
+        <w:br/>
+      </w:r>
+      <w:r>
+        <w:rPr>
+          <w:rStyle w:val="NormalTok"/>
+        </w:rPr>
+        <w:t xml:space="preserve">}</w:t>
+      </w:r>
+      <w:r>
+        <w:br/>
+      </w:r>
+      <w:r>
+        <w:rPr>
+          <w:rStyle w:val="NormalTok"/>
+        </w:rPr>
+        <w:t xml:space="preserve">gebiet </w:t>
+      </w:r>
+      <w:r>
+        <w:rPr>
+          <w:rStyle w:val="OtherTok"/>
+        </w:rPr>
+        <w:t xml:space="preserve">&lt;-</w:t>
+      </w:r>
+      <w:r>
+        <w:rPr>
+          <w:rStyle w:val="NormalTok"/>
+        </w:rPr>
+        <w:t xml:space="preserve"> </w:t>
+      </w:r>
+      <w:r>
+        <w:rPr>
+          <w:rStyle w:val="FunctionTok"/>
+        </w:rPr>
+        <w:t xml:space="preserve">st_read</w:t>
+      </w:r>
+      <w:r>
+        <w:rPr>
+          <w:rStyle w:val="NormalTok"/>
+        </w:rPr>
+        <w:t xml:space="preserve">(eingabe, </w:t>
+      </w:r>
+      <w:r>
+        <w:rPr>
+          <w:rStyle w:val="AttributeTok"/>
+        </w:rPr>
+        <w:t xml:space="preserve">quiet =</w:t>
+      </w:r>
+      <w:r>
+        <w:rPr>
+          <w:rStyle w:val="NormalTok"/>
+        </w:rPr>
+        <w:t xml:space="preserve"> </w:t>
+      </w:r>
+      <w:r>
+        <w:rPr>
+          <w:rStyle w:val="ConstantTok"/>
+        </w:rPr>
+        <w:t xml:space="preserve">TRUE</w:t>
+      </w:r>
+      <w:r>
+        <w:rPr>
+          <w:rStyle w:val="NormalTok"/>
+        </w:rPr>
+        <w:t xml:space="preserve">)</w:t>
+      </w:r>
+      <w:r>
+        <w:br/>
+      </w:r>
+      <w:r>
+        <w:br/>
+      </w:r>
+      <w:r>
+        <w:rPr>
+          <w:rStyle w:val="CommentTok"/>
+        </w:rPr>
+        <w:t xml:space="preserve"># 4. Verarbeiten ---------------------------------------------</w:t>
+      </w:r>
+      <w:r>
+        <w:br/>
+      </w:r>
+      <w:r>
+        <w:rPr>
+          <w:rStyle w:val="CommentTok"/>
+        </w:rPr>
+        <w:t xml:space="preserve"># UTM 32N verwendet Meter: Der Pufferabstand ist damit eindeutig.</w:t>
+      </w:r>
+      <w:r>
+        <w:br/>
+      </w:r>
+      <w:r>
+        <w:rPr>
+          <w:rStyle w:val="NormalTok"/>
+        </w:rPr>
+        <w:t xml:space="preserve">gebiet </w:t>
+      </w:r>
+      <w:r>
+        <w:rPr>
+          <w:rStyle w:val="OtherTok"/>
+        </w:rPr>
+        <w:t xml:space="preserve">&lt;-</w:t>
+      </w:r>
+      <w:r>
+        <w:rPr>
+          <w:rStyle w:val="NormalTok"/>
+        </w:rPr>
+        <w:t xml:space="preserve"> </w:t>
+      </w:r>
+      <w:r>
+        <w:rPr>
+          <w:rStyle w:val="FunctionTok"/>
+        </w:rPr>
+        <w:t xml:space="preserve">st_transform</w:t>
+      </w:r>
+      <w:r>
+        <w:rPr>
+          <w:rStyle w:val="NormalTok"/>
+        </w:rPr>
+        <w:t xml:space="preserve">(gebiet, </w:t>
+      </w:r>
+      <w:r>
+        <w:rPr>
+          <w:rStyle w:val="DecValTok"/>
+        </w:rPr>
+        <w:t xml:space="preserve">25832</w:t>
+      </w:r>
+      <w:r>
+        <w:rPr>
+          <w:rStyle w:val="NormalTok"/>
+        </w:rPr>
+        <w:t xml:space="preserve">)</w:t>
+      </w:r>
+      <w:r>
+        <w:br/>
+      </w:r>
+      <w:r>
+        <w:rPr>
+          <w:rStyle w:val="NormalTok"/>
+        </w:rPr>
+        <w:t xml:space="preserve">puffer </w:t>
+      </w:r>
+      <w:r>
+        <w:rPr>
+          <w:rStyle w:val="OtherTok"/>
+        </w:rPr>
+        <w:t xml:space="preserve">&lt;-</w:t>
+      </w:r>
+      <w:r>
+        <w:rPr>
+          <w:rStyle w:val="NormalTok"/>
+        </w:rPr>
+        <w:t xml:space="preserve"> </w:t>
+      </w:r>
+      <w:r>
+        <w:rPr>
+          <w:rStyle w:val="FunctionTok"/>
+        </w:rPr>
+        <w:t xml:space="preserve">st_buffer</w:t>
+      </w:r>
+      <w:r>
+        <w:rPr>
+          <w:rStyle w:val="NormalTok"/>
+        </w:rPr>
+        <w:t xml:space="preserve">(gebiet, </w:t>
+      </w:r>
+      <w:r>
+        <w:rPr>
+          <w:rStyle w:val="AttributeTok"/>
+        </w:rPr>
+        <w:t xml:space="preserve">dist =</w:t>
+      </w:r>
+      <w:r>
+        <w:rPr>
+          <w:rStyle w:val="NormalTok"/>
+        </w:rPr>
+        <w:t xml:space="preserve"> puffer_m)</w:t>
+      </w:r>
+      <w:r>
+        <w:br/>
+      </w:r>
+      <w:r>
+        <w:br/>
+      </w:r>
+      <w:r>
+        <w:rPr>
+          <w:rStyle w:val="CommentTok"/>
+        </w:rPr>
+        <w:t xml:space="preserve"># 5. Ergebnisse speichern ------------------------------------</w:t>
+      </w:r>
+      <w:r>
+        <w:br/>
+      </w:r>
+      <w:r>
+        <w:rPr>
+          <w:rStyle w:val="CommentTok"/>
+        </w:rPr>
+        <w:t xml:space="preserve"># Nur die gleichnamige Ergebnisdatei wird beim Wiederholen ersetzt.</w:t>
+      </w:r>
+      <w:r>
+        <w:br/>
+      </w:r>
+      <w:r>
+        <w:rPr>
+          <w:rStyle w:val="FunctionTok"/>
+        </w:rPr>
+        <w:t xml:space="preserve">st_write</w:t>
+      </w:r>
+      <w:r>
+        <w:rPr>
+          <w:rStyle w:val="NormalTok"/>
+        </w:rPr>
+        <w:t xml:space="preserve">(puffer, </w:t>
+      </w:r>
+      <w:r>
+        <w:rPr>
+          <w:rStyle w:val="FunctionTok"/>
+        </w:rPr>
+        <w:t xml:space="preserve">paste0</w:t>
+      </w:r>
+      <w:r>
+        <w:rPr>
+          <w:rStyle w:val="NormalTok"/>
+        </w:rPr>
+        <w:t xml:space="preserve">(ausgabe, </w:t>
+      </w:r>
+      <w:r>
+        <w:rPr>
+          <w:rStyle w:val="StringTok"/>
+        </w:rPr>
+        <w:t xml:space="preserve">".gpkg"</w:t>
+      </w:r>
+      <w:r>
+        <w:rPr>
+          <w:rStyle w:val="NormalTok"/>
+        </w:rPr>
+        <w:t xml:space="preserve">),</w:t>
+      </w:r>
+      <w:r>
+        <w:br/>
+      </w:r>
+      <w:r>
+        <w:rPr>
+          <w:rStyle w:val="NormalTok"/>
+        </w:rPr>
+        <w:t xml:space="preserve">         </w:t>
+      </w:r>
+      <w:r>
+        <w:rPr>
+          <w:rStyle w:val="AttributeTok"/>
+        </w:rPr>
+        <w:t xml:space="preserve">delete_dsn =</w:t>
+      </w:r>
+      <w:r>
+        <w:rPr>
+          <w:rStyle w:val="NormalTok"/>
+        </w:rPr>
+        <w:t xml:space="preserve"> </w:t>
+      </w:r>
+      <w:r>
+        <w:rPr>
+          <w:rStyle w:val="ConstantTok"/>
+        </w:rPr>
+        <w:t xml:space="preserve">TRUE</w:t>
+      </w:r>
+      <w:r>
+        <w:rPr>
+          <w:rStyle w:val="NormalTok"/>
+        </w:rPr>
+        <w:t xml:space="preserve">, </w:t>
+      </w:r>
+      <w:r>
+        <w:rPr>
+          <w:rStyle w:val="AttributeTok"/>
+        </w:rPr>
+        <w:t xml:space="preserve">quiet =</w:t>
+      </w:r>
+      <w:r>
+        <w:rPr>
+          <w:rStyle w:val="NormalTok"/>
+        </w:rPr>
+        <w:t xml:space="preserve"> </w:t>
+      </w:r>
+      <w:r>
+        <w:rPr>
+          <w:rStyle w:val="ConstantTok"/>
+        </w:rPr>
+        <w:t xml:space="preserve">TRUE</w:t>
+      </w:r>
+      <w:r>
+        <w:rPr>
+          <w:rStyle w:val="NormalTok"/>
+        </w:rPr>
+        <w:t xml:space="preserve">)</w:t>
+      </w:r>
+      <w:r>
+        <w:br/>
+      </w:r>
+      <w:r>
+        <w:br/>
+      </w:r>
+      <w:r>
+        <w:rPr>
+          <w:rStyle w:val="FunctionTok"/>
+        </w:rPr>
+        <w:t xml:space="preserve">png</w:t>
+      </w:r>
+      <w:r>
+        <w:rPr>
+          <w:rStyle w:val="NormalTok"/>
+        </w:rPr>
+        <w:t xml:space="preserve">(</w:t>
+      </w:r>
+      <w:r>
+        <w:rPr>
+          <w:rStyle w:val="FunctionTok"/>
+        </w:rPr>
+        <w:t xml:space="preserve">paste0</w:t>
+      </w:r>
+      <w:r>
+        <w:rPr>
+          <w:rStyle w:val="NormalTok"/>
+        </w:rPr>
+        <w:t xml:space="preserve">(ausgabe, </w:t>
+      </w:r>
+      <w:r>
+        <w:rPr>
+          <w:rStyle w:val="StringTok"/>
+        </w:rPr>
+        <w:t xml:space="preserve">".png"</w:t>
+      </w:r>
+      <w:r>
+        <w:rPr>
+          <w:rStyle w:val="NormalTok"/>
+        </w:rPr>
+        <w:t xml:space="preserve">), </w:t>
+      </w:r>
+      <w:r>
+        <w:rPr>
+          <w:rStyle w:val="AttributeTok"/>
+        </w:rPr>
+        <w:t xml:space="preserve">width =</w:t>
+      </w:r>
+      <w:r>
+        <w:rPr>
+          <w:rStyle w:val="NormalTok"/>
+        </w:rPr>
+        <w:t xml:space="preserve"> </w:t>
+      </w:r>
+      <w:r>
+        <w:rPr>
+          <w:rStyle w:val="DecValTok"/>
+        </w:rPr>
+        <w:t xml:space="preserve">1000</w:t>
+      </w:r>
+      <w:r>
+        <w:rPr>
+          <w:rStyle w:val="NormalTok"/>
+        </w:rPr>
+        <w:t xml:space="preserve">, </w:t>
+      </w:r>
+      <w:r>
+        <w:rPr>
+          <w:rStyle w:val="AttributeTok"/>
+        </w:rPr>
+        <w:t xml:space="preserve">height =</w:t>
+      </w:r>
+      <w:r>
+        <w:rPr>
+          <w:rStyle w:val="NormalTok"/>
+        </w:rPr>
+        <w:t xml:space="preserve"> </w:t>
+      </w:r>
+      <w:r>
+        <w:rPr>
+          <w:rStyle w:val="DecValTok"/>
+        </w:rPr>
+        <w:t xml:space="preserve">800</w:t>
+      </w:r>
+      <w:r>
+        <w:rPr>
+          <w:rStyle w:val="NormalTok"/>
+        </w:rPr>
+        <w:t xml:space="preserve">)</w:t>
+      </w:r>
+      <w:r>
+        <w:br/>
+      </w:r>
+      <w:r>
+        <w:rPr>
+          <w:rStyle w:val="FunctionTok"/>
+        </w:rPr>
+        <w:t xml:space="preserve">plot</w:t>
+      </w:r>
+      <w:r>
+        <w:rPr>
+          <w:rStyle w:val="NormalTok"/>
+        </w:rPr>
+        <w:t xml:space="preserve">(</w:t>
+      </w:r>
+      <w:r>
+        <w:rPr>
+          <w:rStyle w:val="FunctionTok"/>
+        </w:rPr>
+        <w:t xml:space="preserve">st_geometry</w:t>
+      </w:r>
+      <w:r>
+        <w:rPr>
+          <w:rStyle w:val="NormalTok"/>
+        </w:rPr>
+        <w:t xml:space="preserve">(puffer), </w:t>
+      </w:r>
+      <w:r>
+        <w:rPr>
+          <w:rStyle w:val="AttributeTok"/>
+        </w:rPr>
+        <w:t xml:space="preserve">col =</w:t>
+      </w:r>
+      <w:r>
+        <w:rPr>
+          <w:rStyle w:val="NormalTok"/>
+        </w:rPr>
+        <w:t xml:space="preserve"> </w:t>
+      </w:r>
+      <w:r>
+        <w:rPr>
+          <w:rStyle w:val="StringTok"/>
+        </w:rPr>
+        <w:t xml:space="preserve">"lightblue"</w:t>
+      </w:r>
+      <w:r>
+        <w:rPr>
+          <w:rStyle w:val="NormalTok"/>
+        </w:rPr>
+        <w:t xml:space="preserve">,</w:t>
+      </w:r>
+      <w:r>
+        <w:br/>
+      </w:r>
+      <w:r>
+        <w:rPr>
+          <w:rStyle w:val="NormalTok"/>
+        </w:rPr>
+        <w:t xml:space="preserve">     </w:t>
+      </w:r>
+      <w:r>
+        <w:rPr>
+          <w:rStyle w:val="AttributeTok"/>
+        </w:rPr>
+        <w:t xml:space="preserve">main =</w:t>
+      </w:r>
+      <w:r>
+        <w:rPr>
+          <w:rStyle w:val="NormalTok"/>
+        </w:rPr>
+        <w:t xml:space="preserve"> </w:t>
+      </w:r>
+      <w:r>
+        <w:rPr>
+          <w:rStyle w:val="FunctionTok"/>
+        </w:rPr>
+        <w:t xml:space="preserve">paste</w:t>
+      </w:r>
+      <w:r>
+        <w:rPr>
+          <w:rStyle w:val="NormalTok"/>
+        </w:rPr>
+        <w:t xml:space="preserve">(</w:t>
+      </w:r>
+      <w:r>
+        <w:rPr>
+          <w:rStyle w:val="StringTok"/>
+        </w:rPr>
+        <w:t xml:space="preserve">"Burgwald – Puffer"</w:t>
+      </w:r>
+      <w:r>
+        <w:rPr>
+          <w:rStyle w:val="NormalTok"/>
+        </w:rPr>
+        <w:t xml:space="preserve">, puffer_m, </w:t>
+      </w:r>
+      <w:r>
+        <w:rPr>
+          <w:rStyle w:val="StringTok"/>
+        </w:rPr>
+        <w:t xml:space="preserve">"m"</w:t>
+      </w:r>
+      <w:r>
+        <w:rPr>
+          <w:rStyle w:val="NormalTok"/>
+        </w:rPr>
+        <w:t xml:space="preserve">))</w:t>
+      </w:r>
+      <w:r>
+        <w:br/>
+      </w:r>
+      <w:r>
+        <w:rPr>
+          <w:rStyle w:val="FunctionTok"/>
+        </w:rPr>
+        <w:t xml:space="preserve">plot</w:t>
+      </w:r>
+      <w:r>
+        <w:rPr>
+          <w:rStyle w:val="NormalTok"/>
+        </w:rPr>
+        <w:t xml:space="preserve">(</w:t>
+      </w:r>
+      <w:r>
+        <w:rPr>
+          <w:rStyle w:val="FunctionTok"/>
+        </w:rPr>
+        <w:t xml:space="preserve">st_geometry</w:t>
+      </w:r>
+      <w:r>
+        <w:rPr>
+          <w:rStyle w:val="NormalTok"/>
+        </w:rPr>
+        <w:t xml:space="preserve">(gebiet), </w:t>
+      </w:r>
+      <w:r>
+        <w:rPr>
+          <w:rStyle w:val="AttributeTok"/>
+        </w:rPr>
+        <w:t xml:space="preserve">col =</w:t>
+      </w:r>
+      <w:r>
+        <w:rPr>
+          <w:rStyle w:val="NormalTok"/>
+        </w:rPr>
+        <w:t xml:space="preserve"> </w:t>
+      </w:r>
+      <w:r>
+        <w:rPr>
+          <w:rStyle w:val="StringTok"/>
+        </w:rPr>
+        <w:t xml:space="preserve">"darkgreen"</w:t>
+      </w:r>
+      <w:r>
+        <w:rPr>
+          <w:rStyle w:val="NormalTok"/>
+        </w:rPr>
+        <w:t xml:space="preserve">, </w:t>
+      </w:r>
+      <w:r>
+        <w:rPr>
+          <w:rStyle w:val="AttributeTok"/>
+        </w:rPr>
+        <w:t xml:space="preserve">add =</w:t>
+      </w:r>
+      <w:r>
+        <w:rPr>
+          <w:rStyle w:val="NormalTok"/>
+        </w:rPr>
+        <w:t xml:space="preserve"> </w:t>
+      </w:r>
+      <w:r>
+        <w:rPr>
+          <w:rStyle w:val="ConstantTok"/>
+        </w:rPr>
+        <w:t xml:space="preserve">TRUE</w:t>
+      </w:r>
+      <w:r>
+        <w:rPr>
+          <w:rStyle w:val="NormalTok"/>
+        </w:rPr>
+        <w:t xml:space="preserve">)</w:t>
+      </w:r>
+      <w:r>
+        <w:br/>
+      </w:r>
+      <w:r>
+        <w:rPr>
+          <w:rStyle w:val="FunctionTok"/>
+        </w:rPr>
+        <w:t xml:space="preserve">legend</w:t>
+      </w:r>
+      <w:r>
+        <w:rPr>
+          <w:rStyle w:val="NormalTok"/>
+        </w:rPr>
+        <w:t xml:space="preserve">(</w:t>
+      </w:r>
+      <w:r>
+        <w:rPr>
+          <w:rStyle w:val="StringTok"/>
+        </w:rPr>
+        <w:t xml:space="preserve">"topright"</w:t>
+      </w:r>
+      <w:r>
+        <w:rPr>
+          <w:rStyle w:val="NormalTok"/>
+        </w:rPr>
+        <w:t xml:space="preserve">, </w:t>
+      </w:r>
+      <w:r>
+        <w:rPr>
+          <w:rStyle w:val="AttributeTok"/>
+        </w:rPr>
+        <w:t xml:space="preserve">legend =</w:t>
+      </w:r>
+      <w:r>
+        <w:rPr>
+          <w:rStyle w:val="NormalTok"/>
+        </w:rPr>
+        <w:t xml:space="preserve"> </w:t>
+      </w:r>
+      <w:r>
+        <w:rPr>
+          <w:rStyle w:val="FunctionTok"/>
+        </w:rPr>
+        <w:t xml:space="preserve">c</w:t>
+      </w:r>
+      <w:r>
+        <w:rPr>
+          <w:rStyle w:val="NormalTok"/>
+        </w:rPr>
+        <w:t xml:space="preserve">(</w:t>
+      </w:r>
+      <w:r>
+        <w:rPr>
+          <w:rStyle w:val="StringTok"/>
+        </w:rPr>
+        <w:t xml:space="preserve">"Gebiet"</w:t>
+      </w:r>
+      <w:r>
+        <w:rPr>
+          <w:rStyle w:val="NormalTok"/>
+        </w:rPr>
+        <w:t xml:space="preserve">, </w:t>
+      </w:r>
+      <w:r>
+        <w:rPr>
+          <w:rStyle w:val="StringTok"/>
+        </w:rPr>
+        <w:t xml:space="preserve">"Puffer"</w:t>
+      </w:r>
+      <w:r>
+        <w:rPr>
+          <w:rStyle w:val="NormalTok"/>
+        </w:rPr>
+        <w:t xml:space="preserve">),</w:t>
+      </w:r>
+      <w:r>
+        <w:br/>
+      </w:r>
+      <w:r>
+        <w:rPr>
+          <w:rStyle w:val="NormalTok"/>
+        </w:rPr>
+        <w:t xml:space="preserve">       </w:t>
+      </w:r>
+      <w:r>
+        <w:rPr>
+          <w:rStyle w:val="AttributeTok"/>
+        </w:rPr>
+        <w:t xml:space="preserve">fill =</w:t>
+      </w:r>
+      <w:r>
+        <w:rPr>
+          <w:rStyle w:val="NormalTok"/>
+        </w:rPr>
+        <w:t xml:space="preserve"> </w:t>
+      </w:r>
+      <w:r>
+        <w:rPr>
+          <w:rStyle w:val="FunctionTok"/>
+        </w:rPr>
+        <w:t xml:space="preserve">c</w:t>
+      </w:r>
+      <w:r>
+        <w:rPr>
+          <w:rStyle w:val="NormalTok"/>
+        </w:rPr>
+        <w:t xml:space="preserve">(</w:t>
+      </w:r>
+      <w:r>
+        <w:rPr>
+          <w:rStyle w:val="StringTok"/>
+        </w:rPr>
+        <w:t xml:space="preserve">"darkgreen"</w:t>
+      </w:r>
+      <w:r>
+        <w:rPr>
+          <w:rStyle w:val="NormalTok"/>
+        </w:rPr>
+        <w:t xml:space="preserve">, </w:t>
+      </w:r>
+      <w:r>
+        <w:rPr>
+          <w:rStyle w:val="StringTok"/>
+        </w:rPr>
+        <w:t xml:space="preserve">"lightblue"</w:t>
+      </w:r>
+      <w:r>
+        <w:rPr>
+          <w:rStyle w:val="NormalTok"/>
+        </w:rPr>
+        <w:t xml:space="preserve">), </w:t>
+      </w:r>
+      <w:r>
+        <w:rPr>
+          <w:rStyle w:val="AttributeTok"/>
+        </w:rPr>
+        <w:t xml:space="preserve">bty =</w:t>
+      </w:r>
+      <w:r>
+        <w:rPr>
+          <w:rStyle w:val="NormalTok"/>
+        </w:rPr>
+        <w:t xml:space="preserve"> </w:t>
+      </w:r>
+      <w:r>
+        <w:rPr>
+          <w:rStyle w:val="StringTok"/>
+        </w:rPr>
+        <w:t xml:space="preserve">"n"</w:t>
+      </w:r>
+      <w:r>
+        <w:rPr>
+          <w:rStyle w:val="NormalTok"/>
+        </w:rPr>
+        <w:t xml:space="preserve">)</w:t>
+      </w:r>
+      <w:r>
+        <w:br/>
+      </w:r>
+      <w:r>
+        <w:rPr>
+          <w:rStyle w:val="FunctionTok"/>
+        </w:rPr>
+        <w:t xml:space="preserve">dev.off</w:t>
+      </w:r>
+      <w:r>
+        <w:rPr>
+          <w:rStyle w:val="NormalTok"/>
+        </w:rPr>
+        <w:t xml:space="preserve">()</w:t>
+      </w:r>
+      <w:r>
+        <w:br/>
+      </w:r>
+      <w:r>
+        <w:br/>
+      </w:r>
+      <w:r>
+        <w:rPr>
+          <w:rStyle w:val="CommentTok"/>
+        </w:rPr>
+        <w:t xml:space="preserve"># 6. Kontrollieren -------------------------------------------</w:t>
+      </w:r>
+      <w:r>
+        <w:br/>
+      </w:r>
+      <w:r>
+        <w:rPr>
+          <w:rStyle w:val="FunctionTok"/>
+        </w:rPr>
+        <w:t xml:space="preserve">print</w:t>
+      </w:r>
+      <w:r>
+        <w:rPr>
+          <w:rStyle w:val="NormalTok"/>
+        </w:rPr>
+        <w:t xml:space="preserve">(</w:t>
+      </w:r>
+      <w:r>
+        <w:rPr>
+          <w:rStyle w:val="FunctionTok"/>
+        </w:rPr>
+        <w:t xml:space="preserve">st_crs</w:t>
+      </w:r>
+      <w:r>
+        <w:rPr>
+          <w:rStyle w:val="NormalTok"/>
+        </w:rPr>
+        <w:t xml:space="preserve">(gebiet)</w:t>
+      </w:r>
+      <w:r>
+        <w:rPr>
+          <w:rStyle w:val="SpecialCharTok"/>
+        </w:rPr>
+        <w:t xml:space="preserve">$</w:t>
+      </w:r>
+      <w:r>
+        <w:rPr>
+          <w:rStyle w:val="NormalTok"/>
+        </w:rPr>
+        <w:t xml:space="preserve">epsg)</w:t>
+      </w:r>
+      <w:r>
+        <w:br/>
+      </w:r>
+      <w:r>
+        <w:rPr>
+          <w:rStyle w:val="FunctionTok"/>
+        </w:rPr>
+        <w:t xml:space="preserve">print</w:t>
+      </w:r>
+      <w:r>
+        <w:rPr>
+          <w:rStyle w:val="NormalTok"/>
+        </w:rPr>
+        <w:t xml:space="preserve">(</w:t>
+      </w:r>
+      <w:r>
+        <w:rPr>
+          <w:rStyle w:val="FunctionTok"/>
+        </w:rPr>
+        <w:t xml:space="preserve">data.frame</w:t>
+      </w:r>
+      <w:r>
+        <w:rPr>
+          <w:rStyle w:val="NormalTok"/>
+        </w:rPr>
+        <w:t xml:space="preserve">(</w:t>
+      </w:r>
+      <w:r>
+        <w:br/>
+      </w:r>
+      <w:r>
+        <w:rPr>
+          <w:rStyle w:val="NormalTok"/>
+        </w:rPr>
+        <w:t xml:space="preserve">  </w:t>
+      </w:r>
+      <w:r>
+        <w:rPr>
+          <w:rStyle w:val="AttributeTok"/>
+        </w:rPr>
+        <w:t xml:space="preserve">gebiet_km2 =</w:t>
+      </w:r>
+      <w:r>
+        <w:rPr>
+          <w:rStyle w:val="NormalTok"/>
+        </w:rPr>
+        <w:t xml:space="preserve"> </w:t>
+      </w:r>
+      <w:r>
+        <w:rPr>
+          <w:rStyle w:val="FunctionTok"/>
+        </w:rPr>
+        <w:t xml:space="preserve">as.numeric</w:t>
+      </w:r>
+      <w:r>
+        <w:rPr>
+          <w:rStyle w:val="NormalTok"/>
+        </w:rPr>
+        <w:t xml:space="preserve">(</w:t>
+      </w:r>
+      <w:r>
+        <w:rPr>
+          <w:rStyle w:val="FunctionTok"/>
+        </w:rPr>
+        <w:t xml:space="preserve">st_area</w:t>
+      </w:r>
+      <w:r>
+        <w:rPr>
+          <w:rStyle w:val="NormalTok"/>
+        </w:rPr>
+        <w:t xml:space="preserve">(gebiet)) </w:t>
+      </w:r>
+      <w:r>
+        <w:rPr>
+          <w:rStyle w:val="SpecialCharTok"/>
+        </w:rPr>
+        <w:t xml:space="preserve">/</w:t>
+      </w:r>
+      <w:r>
+        <w:rPr>
+          <w:rStyle w:val="NormalTok"/>
+        </w:rPr>
+        <w:t xml:space="preserve"> </w:t>
+      </w:r>
+      <w:r>
+        <w:rPr>
+          <w:rStyle w:val="FloatTok"/>
+        </w:rPr>
+        <w:t xml:space="preserve">1e6</w:t>
+      </w:r>
+      <w:r>
+        <w:rPr>
+          <w:rStyle w:val="NormalTok"/>
+        </w:rPr>
+        <w:t xml:space="preserve">,</w:t>
+      </w:r>
+      <w:r>
+        <w:br/>
+      </w:r>
+      <w:r>
+        <w:rPr>
+          <w:rStyle w:val="NormalTok"/>
+        </w:rPr>
+        <w:t xml:space="preserve">  </w:t>
+      </w:r>
+      <w:r>
+        <w:rPr>
+          <w:rStyle w:val="AttributeTok"/>
+        </w:rPr>
+        <w:t xml:space="preserve">puffer_km2 =</w:t>
+      </w:r>
+      <w:r>
+        <w:rPr>
+          <w:rStyle w:val="NormalTok"/>
+        </w:rPr>
+        <w:t xml:space="preserve"> </w:t>
+      </w:r>
+      <w:r>
+        <w:rPr>
+          <w:rStyle w:val="FunctionTok"/>
+        </w:rPr>
+        <w:t xml:space="preserve">as.numeric</w:t>
+      </w:r>
+      <w:r>
+        <w:rPr>
+          <w:rStyle w:val="NormalTok"/>
+        </w:rPr>
+        <w:t xml:space="preserve">(</w:t>
+      </w:r>
+      <w:r>
+        <w:rPr>
+          <w:rStyle w:val="FunctionTok"/>
+        </w:rPr>
+        <w:t xml:space="preserve">st_area</w:t>
+      </w:r>
+      <w:r>
+        <w:rPr>
+          <w:rStyle w:val="NormalTok"/>
+        </w:rPr>
+        <w:t xml:space="preserve">(puffer)) </w:t>
+      </w:r>
+      <w:r>
+        <w:rPr>
+          <w:rStyle w:val="SpecialCharTok"/>
+        </w:rPr>
+        <w:t xml:space="preserve">/</w:t>
+      </w:r>
+      <w:r>
+        <w:rPr>
+          <w:rStyle w:val="NormalTok"/>
+        </w:rPr>
+        <w:t xml:space="preserve"> </w:t>
+      </w:r>
+      <w:r>
+        <w:rPr>
+          <w:rStyle w:val="FloatTok"/>
+        </w:rPr>
+        <w:t xml:space="preserve">1e6</w:t>
+      </w:r>
+      <w:r>
+        <w:br/>
+      </w:r>
+      <w:r>
+        <w:rPr>
+          <w:rStyle w:val="NormalTok"/>
+        </w:rPr>
+        <w:t xml:space="preserve">))</w:t>
+      </w:r>
+      <w:r>
+        <w:br/>
+      </w:r>
+      <w:r>
+        <w:rPr>
+          <w:rStyle w:val="FunctionTok"/>
+        </w:rPr>
+        <w:t xml:space="preserve">print</w:t>
+      </w:r>
+      <w:r>
+        <w:rPr>
+          <w:rStyle w:val="NormalTok"/>
+        </w:rPr>
+        <w:t xml:space="preserve">(</w:t>
+      </w:r>
+      <w:r>
+        <w:rPr>
+          <w:rStyle w:val="FunctionTok"/>
+        </w:rPr>
+        <w:t xml:space="preserve">list.files</w:t>
+      </w:r>
+      <w:r>
+        <w:rPr>
+          <w:rStyle w:val="NormalTok"/>
+        </w:rPr>
+        <w:t xml:space="preserve">(</w:t>
+      </w:r>
+      <w:r>
+        <w:rPr>
+          <w:rStyle w:val="StringTok"/>
+        </w:rPr>
+        <w:t xml:space="preserve">"output"</w:t>
+      </w:r>
+      <w:r>
+        <w:rPr>
+          <w:rStyle w:val="NormalTok"/>
+        </w:rPr>
+        <w:t xml:space="preserve">))</w:t>
+      </w:r>
+    </w:p>
+    <w:p>
+      <w:pPr>
+        <w:pStyle w:val="FirstParagraph"/>
+      </w:pPr>
+      <w:r>
+        <w:t xml:space="preserve">Führen Sie das Skript zunächst abschnittsweise mit</w:t>
+      </w:r>
+      <w:r>
+        <w:t xml:space="preserve"> </w:t>
+      </w:r>
+      <w:r>
+        <w:rPr>
+          <w:b/>
+          <w:bCs/>
+        </w:rPr>
+        <w:t xml:space="preserve">Ctrl+Enter</w:t>
+      </w:r>
+      <w:r>
+        <w:t xml:space="preserve"> </w:t>
+      </w:r>
+      <w:r>
+        <w:t xml:space="preserve">aus. Prüfen Sie anschließend die PNG-Datei im Ordner</w:t>
+      </w:r>
+      <w:r>
+        <w:t xml:space="preserve"> </w:t>
+      </w:r>
+      <w:r>
+        <w:rPr>
+          <w:rStyle w:val="VerbatimChar"/>
+        </w:rPr>
+        <w:t xml:space="preserve">output</w:t>
+      </w:r>
+      <w:r>
+        <w:t xml:space="preserve">. Öffnen Sie das erzeugte GeoPackage in QGIS und vergleichen Sie es mit der Eingabedatei.</w:t>
+      </w:r>
+    </w:p>
+    <w:p>
+      <w:pPr>
+        <w:pStyle w:val="BodyText"/>
+      </w:pPr>
+      <w:r>
+        <w:rPr>
+          <w:b/>
+          <w:bCs/>
+        </w:rPr>
+        <w:t xml:space="preserve">Kontrolle:</w:t>
+      </w:r>
+      <w:r>
+        <w:t xml:space="preserve"> </w:t>
+      </w:r>
+      <w:r>
+        <w:t xml:space="preserve">Liegt das Gebiet innerhalb seines Puffers? Ist die Pufferfläche größer als die Ausgangsfläche? Welche Dateien wurden erzeugt und wo liegen sie?</w:t>
+      </w:r>
+    </w:p>
+    <w:bookmarkEnd w:id="23"/>
+    <w:bookmarkStart w:id="24" w:name="einen-parameter-gezielt-ändern"/>
+    <w:p>
+      <w:pPr>
+        <w:pStyle w:val="Heading2"/>
+      </w:pPr>
+      <w:r>
+        <w:t xml:space="preserve">3 · Einen Parameter gezielt ändern</w:t>
+      </w:r>
+    </w:p>
+    <w:p>
+      <w:pPr>
+        <w:pStyle w:val="FirstParagraph"/>
+      </w:pPr>
+      <w:r>
+        <w:t xml:space="preserve">Ändern Sie ausschließlich</w:t>
+      </w:r>
+      <w:r>
+        <w:t xml:space="preserve"> </w:t>
+      </w:r>
+      <w:r>
+        <w:rPr>
+          <w:rStyle w:val="VerbatimChar"/>
+        </w:rPr>
+        <w:t xml:space="preserve">puffer_m &lt;- 100</w:t>
+      </w:r>
+      <w:r>
+        <w:t xml:space="preserve"> </w:t>
+      </w:r>
+      <w:r>
+        <w:t xml:space="preserve">zu</w:t>
+      </w:r>
+      <w:r>
+        <w:t xml:space="preserve"> </w:t>
+      </w:r>
+      <w:r>
+        <w:rPr>
+          <w:rStyle w:val="VerbatimChar"/>
+        </w:rPr>
+        <w:t xml:space="preserve">puffer_m &lt;- 500</w:t>
+      </w:r>
+      <w:r>
+        <w:t xml:space="preserve">. Schreiben Sie davor einen kurzen Kommentar, warum Sie den Parameter verändern. Führen Sie das gesamte Skript mit</w:t>
+      </w:r>
+      <w:r>
+        <w:t xml:space="preserve"> </w:t>
+      </w:r>
+      <w:r>
+        <w:rPr>
+          <w:b/>
+          <w:bCs/>
+        </w:rPr>
+        <w:t xml:space="preserve">Source</w:t>
+      </w:r>
+      <w:r>
+        <w:t xml:space="preserve"> </w:t>
+      </w:r>
+      <w:r>
+        <w:t xml:space="preserve">erneut aus.</w:t>
+      </w:r>
+    </w:p>
+    <w:p>
+      <w:pPr>
+        <w:pStyle w:val="BodyText"/>
+      </w:pPr>
+      <w:r>
+        <w:t xml:space="preserve">Vergleichen Sie die beiden Karten und die ausgegebenen Flächen. Prüfen Sie außerdem, ob beide Ergebnisvarianten unter</w:t>
+      </w:r>
+      <w:r>
+        <w:t xml:space="preserve"> </w:t>
+      </w:r>
+      <w:r>
+        <w:rPr>
+          <w:rStyle w:val="VerbatimChar"/>
+        </w:rPr>
+        <w:t xml:space="preserve">output/</w:t>
+      </w:r>
+      <w:r>
+        <w:t xml:space="preserve"> </w:t>
+      </w:r>
+      <w:r>
+        <w:t xml:space="preserve">liegen und die Eingabedatei unter</w:t>
+      </w:r>
+      <w:r>
+        <w:t xml:space="preserve"> </w:t>
+      </w:r>
+      <w:r>
+        <w:rPr>
+          <w:rStyle w:val="VerbatimChar"/>
+        </w:rPr>
+        <w:t xml:space="preserve">data/</w:t>
+      </w:r>
+      <w:r>
+        <w:t xml:space="preserve"> </w:t>
+      </w:r>
+      <w:r>
+        <w:t xml:space="preserve">unverändert geblieben ist.</w:t>
+      </w:r>
+    </w:p>
+    <w:p>
+      <w:pPr>
+        <w:pStyle w:val="BodyText"/>
+      </w:pPr>
+      <w:r>
+        <w:rPr>
+          <w:b/>
+          <w:bCs/>
+        </w:rPr>
+        <w:t xml:space="preserve">Notieren Sie:</w:t>
+      </w:r>
+      <w:r>
+        <w:t xml:space="preserve"> </w:t>
+      </w:r>
+      <w:r>
+        <w:t xml:space="preserve">Was steuert der Parameter? In welcher Einheit? Warum entsteht durch seine Änderung auch ein anderer Ausgabename?</w:t>
+      </w:r>
+    </w:p>
+    <w:bookmarkEnd w:id="24"/>
+    <w:bookmarkStart w:id="25" w:name="einen-pfadfehler-verstehen"/>
+    <w:p>
+      <w:pPr>
+        <w:pStyle w:val="Heading2"/>
+      </w:pPr>
+      <w:r>
+        <w:t xml:space="preserve">4 · Einen Pfadfehler verstehen</w:t>
+      </w:r>
+    </w:p>
+    <w:p>
+      <w:pPr>
+        <w:pStyle w:val="FirstParagraph"/>
+      </w:pPr>
+      <w:r>
+        <w:t xml:space="preserve">Ändern Sie vorübergehend die Definition von</w:t>
+      </w:r>
+      <w:r>
+        <w:t xml:space="preserve"> </w:t>
+      </w:r>
+      <w:r>
+        <w:rPr>
+          <w:rStyle w:val="VerbatimChar"/>
+        </w:rPr>
+        <w:t xml:space="preserve">eingabe</w:t>
+      </w:r>
+      <w:r>
+        <w:t xml:space="preserve"> </w:t>
+      </w:r>
+      <w:r>
+        <w:t xml:space="preserve">zu:</w:t>
+      </w:r>
+    </w:p>
+    <w:p>
+      <w:pPr>
+        <w:pStyle w:val="SourceCode"/>
+      </w:pPr>
+      <w:r>
+        <w:rPr>
+          <w:rStyle w:val="NormalTok"/>
+        </w:rPr>
+        <w:t xml:space="preserve">eingabe </w:t>
+      </w:r>
+      <w:r>
+        <w:rPr>
+          <w:rStyle w:val="OtherTok"/>
+        </w:rPr>
+        <w:t xml:space="preserve">&lt;-</w:t>
+      </w:r>
+      <w:r>
+        <w:rPr>
+          <w:rStyle w:val="NormalTok"/>
+        </w:rPr>
+        <w:t xml:space="preserve"> </w:t>
+      </w:r>
+      <w:r>
+        <w:rPr>
+          <w:rStyle w:val="FunctionTok"/>
+        </w:rPr>
+        <w:t xml:space="preserve">file.path</w:t>
+      </w:r>
+      <w:r>
+        <w:rPr>
+          <w:rStyle w:val="NormalTok"/>
+        </w:rPr>
+        <w:t xml:space="preserve">(</w:t>
+      </w:r>
+      <w:r>
+        <w:rPr>
+          <w:rStyle w:val="StringTok"/>
+        </w:rPr>
+        <w:t xml:space="preserve">"daten"</w:t>
+      </w:r>
+      <w:r>
+        <w:rPr>
+          <w:rStyle w:val="NormalTok"/>
+        </w:rPr>
+        <w:t xml:space="preserve">, </w:t>
+      </w:r>
+      <w:r>
+        <w:rPr>
+          <w:rStyle w:val="StringTok"/>
+        </w:rPr>
+        <w:t xml:space="preserve">"burgwald_hull.GPKG"</w:t>
+      </w:r>
+      <w:r>
+        <w:rPr>
+          <w:rStyle w:val="NormalTok"/>
+        </w:rPr>
+        <w:t xml:space="preserve">)</w:t>
+      </w:r>
+    </w:p>
+    <w:p>
+      <w:pPr>
+        <w:pStyle w:val="FirstParagraph"/>
+      </w:pPr>
+      <w:r>
+        <w:t xml:space="preserve">Führen Sie das Skript erneut aus. Lesen Sie die Fehlermeldung und prüfen Sie mit</w:t>
+      </w:r>
+      <w:r>
+        <w:t xml:space="preserve"> </w:t>
+      </w:r>
+      <w:r>
+        <w:rPr>
+          <w:rStyle w:val="VerbatimChar"/>
+        </w:rPr>
+        <w:t xml:space="preserve">getwd()</w:t>
+      </w:r>
+      <w:r>
+        <w:t xml:space="preserve"> </w:t>
+      </w:r>
+      <w:r>
+        <w:t xml:space="preserve">und</w:t>
+      </w:r>
+      <w:r>
+        <w:t xml:space="preserve"> </w:t>
+      </w:r>
+      <w:r>
+        <w:rPr>
+          <w:rStyle w:val="VerbatimChar"/>
+        </w:rPr>
+        <w:t xml:space="preserve">dir.exists("daten")</w:t>
+      </w:r>
+      <w:r>
+        <w:t xml:space="preserve">, worauf der Pfad verweist. Stellen Sie anschließend den richtigen Pfad wieder her.</w:t>
+      </w:r>
+    </w:p>
+    <w:p>
+      <w:pPr>
+        <w:pStyle w:val="BodyText"/>
+      </w:pPr>
+      <w:r>
+        <w:t xml:space="preserve">Nutzen Sie bei Bedarf die Dokumentation oder KI. Ein passender Auftrag lautet:</w:t>
+      </w:r>
+    </w:p>
+    <w:p>
+      <w:pPr>
+        <w:pStyle w:val="BlockText"/>
+      </w:pPr>
+      <w:r>
+        <w:t xml:space="preserve">Mein RStudio-Projekt enthält die Ordner data, scripts und output. Erkläre diese Fehlermeldung und nenne die kleinste notwendige Korrektur. Ändere keine weiteren Teile des Skripts: [Fehlermeldung und betroffene Codezeilen einfügen].</w:t>
+      </w:r>
+    </w:p>
+    <w:p>
+      <w:pPr>
+        <w:pStyle w:val="FirstParagraph"/>
+      </w:pPr>
+      <w:r>
+        <w:t xml:space="preserve">Halten Sie in einem Kommentar fest, was falsch war und wie Sie die Korrektur geprüft haben. Kommentare sollen den Zweck oder eine Entscheidung erklären, beispielsweise die Wahl eines metrischen Koordinatensystems.</w:t>
+      </w:r>
+    </w:p>
+    <w:bookmarkEnd w:id="25"/>
+    <w:bookmarkStart w:id="26" w:name="X121d429ca16a65ffd9743f5ead341731413014b"/>
+    <w:p>
+      <w:pPr>
+        <w:pStyle w:val="Heading2"/>
+      </w:pPr>
+      <w:r>
+        <w:t xml:space="preserve">5 · Ohne gespeicherte Objekte erneut ausführen</w:t>
+      </w:r>
+    </w:p>
+    <w:p>
+      <w:pPr>
+        <w:pStyle w:val="FirstParagraph"/>
+      </w:pPr>
+      <w:r>
+        <w:t xml:space="preserve">Starten Sie R über</w:t>
+      </w:r>
+      <w:r>
+        <w:t xml:space="preserve"> </w:t>
+      </w:r>
+      <w:r>
+        <w:rPr>
+          <w:b/>
+          <w:bCs/>
+        </w:rPr>
+        <w:t xml:space="preserve">Session → Restart R</w:t>
+      </w:r>
+      <w:r>
+        <w:t xml:space="preserve"> </w:t>
+      </w:r>
+      <w:r>
+        <w:t xml:space="preserve">neu. Führen Sie das Skript anschließend vollständig mit</w:t>
+      </w:r>
+      <w:r>
+        <w:t xml:space="preserve"> </w:t>
+      </w:r>
+      <w:r>
+        <w:rPr>
+          <w:b/>
+          <w:bCs/>
+        </w:rPr>
+        <w:t xml:space="preserve">Source</w:t>
+      </w:r>
+      <w:r>
+        <w:t xml:space="preserve"> </w:t>
+      </w:r>
+      <w:r>
+        <w:t xml:space="preserve">aus. Es muss seine Daten selbst einlesen und alle benötigten Objekte erneut erzeugen können.</w:t>
+      </w:r>
+    </w:p>
+    <w:bookmarkEnd w:id="26"/>
+    <w:bookmarkStart w:id="27" w:name="ergebnis"/>
+    <w:p>
+      <w:pPr>
+        <w:pStyle w:val="Heading2"/>
+      </w:pPr>
+      <w:r>
+        <w:t xml:space="preserve">Ergebnis</w:t>
+      </w:r>
+    </w:p>
+    <w:p>
+      <w:pPr>
+        <w:pStyle w:val="FirstParagraph"/>
+      </w:pPr>
+      <w:r>
+        <w:t xml:space="preserve">Geben Sie Ihren Projektordner mit dem kommentierten Skript und den beiden Ergebnisvarianten weiter. Ergänzen Sie eine kurze Datei</w:t>
+      </w:r>
+      <w:r>
+        <w:t xml:space="preserve"> </w:t>
+      </w:r>
+      <w:r>
+        <w:rPr>
+          <w:rStyle w:val="VerbatimChar"/>
+        </w:rPr>
+        <w:t xml:space="preserve">README.md</w:t>
+      </w:r>
+      <w:r>
+        <w:t xml:space="preserve"> </w:t>
+      </w:r>
+      <w:r>
+        <w:t xml:space="preserve">im Projektordner mit vier Angaben:</w:t>
+      </w:r>
+    </w:p>
+    <w:p>
+      <w:pPr>
+        <w:pStyle w:val="Compact"/>
+        <w:numPr>
+          <w:ilvl w:val="0"/>
+          <w:numId w:val="1001"/>
+        </w:numPr>
+      </w:pPr>
+      <w:r>
+        <w:t xml:space="preserve">Projektdatei öffnen und anschließend</w:t>
+      </w:r>
+      <w:r>
+        <w:t xml:space="preserve"> </w:t>
+      </w:r>
+      <w:r>
+        <w:rPr>
+          <w:rStyle w:val="VerbatimChar"/>
+        </w:rPr>
+        <w:t xml:space="preserve">scripts/01_burgwald_puffer.R</w:t>
+      </w:r>
+      <w:r>
+        <w:t xml:space="preserve"> </w:t>
+      </w:r>
+      <w:r>
+        <w:t xml:space="preserve">ausführen.</w:t>
+      </w:r>
+    </w:p>
+    <w:p>
+      <w:pPr>
+        <w:pStyle w:val="Compact"/>
+        <w:numPr>
+          <w:ilvl w:val="0"/>
+          <w:numId w:val="1001"/>
+        </w:numPr>
+      </w:pPr>
+      <w:r>
+        <w:t xml:space="preserve">Benötigtes Paket:</w:t>
+      </w:r>
+      <w:r>
+        <w:t xml:space="preserve"> </w:t>
+      </w:r>
+      <w:r>
+        <w:rPr>
+          <w:rStyle w:val="VerbatimChar"/>
+        </w:rPr>
+        <w:t xml:space="preserve">sf</w:t>
+      </w:r>
+      <w:r>
+        <w:t xml:space="preserve">; Internetzugang für den ersten Datenabruf.</w:t>
+      </w:r>
+    </w:p>
+    <w:p>
+      <w:pPr>
+        <w:pStyle w:val="Compact"/>
+        <w:numPr>
+          <w:ilvl w:val="0"/>
+          <w:numId w:val="1001"/>
+        </w:numPr>
+      </w:pPr>
+      <w:r>
+        <w:t xml:space="preserve">Datenquelle und eigenes Abrufdatum.</w:t>
+      </w:r>
+    </w:p>
+    <w:p>
+      <w:pPr>
+        <w:pStyle w:val="Compact"/>
+        <w:numPr>
+          <w:ilvl w:val="0"/>
+          <w:numId w:val="1001"/>
+        </w:numPr>
+      </w:pPr>
+      <w:r>
+        <w:t xml:space="preserve">Ihre Änderung, deren beobachtete Wirkung und gegebenenfalls verwendete KI-Hilfe.</w:t>
+      </w:r>
+    </w:p>
+    <w:p>
+      <w:pPr>
+        <w:pStyle w:val="FirstParagraph"/>
+      </w:pPr>
+      <w:r>
+        <w:rPr>
+          <w:b/>
+          <w:bCs/>
+        </w:rPr>
+        <w:t xml:space="preserve">Erfolgskriterium:</w:t>
+      </w:r>
+      <w:r>
+        <w:t xml:space="preserve"> </w:t>
+      </w:r>
+      <w:r>
+        <w:t xml:space="preserve">Eine andere Person erkennt, welche Dateien Eingangsdaten, Skripte und Ergebnisse sind, und kann den Ablauf aus einer frischen R-Sitzung erneut ausführen.</w:t>
+      </w:r>
+    </w:p>
+    <w:bookmarkEnd w:id="27"/>
     <w:sectPr>
       <w:footnotePr>
         <w:numRestart w:val="eachSect"/>
@@ -120,8 +2602,114 @@
       </w:pPr>
     </w:lvl>
   </w:abstractNum>
+  <w:abstractNum w:abstractNumId="991">
+    <w:nsid w:val="0000A991"/>
+    <w:multiLevelType w:val="multilevel"/>
+    <w:lvl w:ilvl="0">
+      <w:numFmt w:val="bullet"/>
+      <w:lvlText w:val=""/>
+      <w:lvlJc w:val="left"/>
+      <w:pPr>
+        <w:ind w:left="720" w:hanging="360"/>
+      </w:pPr>
+      <w:rPr>
+        <w:rFonts w:ascii="Symbol" w:hAnsi="Symbol" w:cs="Symbol" w:hint="default"/>
+      </w:rPr>
+    </w:lvl>
+    <w:lvl w:ilvl="1">
+      <w:numFmt w:val="bullet"/>
+      <w:lvlText w:val="o"/>
+      <w:lvlJc w:val="left"/>
+      <w:pPr>
+        <w:ind w:left="1440" w:hanging="360"/>
+      </w:pPr>
+      <w:rPr>
+        <w:rFonts w:ascii="Courier New" w:hAnsi="Courier New" w:cs="Courier New" w:hint="default"/>
+      </w:rPr>
+    </w:lvl>
+    <w:lvl w:ilvl="2">
+      <w:numFmt w:val="bullet"/>
+      <w:lvlText w:val=""/>
+      <w:lvlJc w:val="left"/>
+      <w:pPr>
+        <w:ind w:left="2160" w:hanging="360"/>
+      </w:pPr>
+      <w:rPr>
+        <w:rFonts w:ascii="Wingdings" w:hAnsi="Wingdings" w:cs="Wingdings" w:hint="default"/>
+      </w:rPr>
+    </w:lvl>
+    <w:lvl w:ilvl="3">
+      <w:numFmt w:val="bullet"/>
+      <w:lvlText w:val=""/>
+      <w:lvlJc w:val="left"/>
+      <w:pPr>
+        <w:ind w:left="2880" w:hanging="360"/>
+      </w:pPr>
+      <w:rPr>
+        <w:rFonts w:ascii="Symbol" w:hAnsi="Symbol" w:cs="Symbol" w:hint="default"/>
+      </w:rPr>
+    </w:lvl>
+    <w:lvl w:ilvl="4">
+      <w:numFmt w:val="bullet"/>
+      <w:lvlText w:val="o"/>
+      <w:lvlJc w:val="left"/>
+      <w:pPr>
+        <w:ind w:left="3600" w:hanging="360"/>
+      </w:pPr>
+      <w:rPr>
+        <w:rFonts w:ascii="Courier New" w:hAnsi="Courier New" w:cs="Courier New" w:hint="default"/>
+      </w:rPr>
+    </w:lvl>
+    <w:lvl w:ilvl="5">
+      <w:numFmt w:val="bullet"/>
+      <w:lvlText w:val=""/>
+      <w:lvlJc w:val="left"/>
+      <w:pPr>
+        <w:ind w:left="4320" w:hanging="360"/>
+      </w:pPr>
+      <w:rPr>
+        <w:rFonts w:ascii="Wingdings" w:hAnsi="Wingdings" w:cs="Wingdings" w:hint="default"/>
+      </w:rPr>
+    </w:lvl>
+    <w:lvl w:ilvl="6">
+      <w:numFmt w:val="bullet"/>
+      <w:lvlText w:val=""/>
+      <w:lvlJc w:val="left"/>
+      <w:pPr>
+        <w:ind w:left="5040" w:hanging="360"/>
+      </w:pPr>
+      <w:rPr>
+        <w:rFonts w:ascii="Symbol" w:hAnsi="Symbol" w:cs="Symbol" w:hint="default"/>
+      </w:rPr>
+    </w:lvl>
+    <w:lvl w:ilvl="7">
+      <w:numFmt w:val="bullet"/>
+      <w:lvlText w:val="o"/>
+      <w:lvlJc w:val="left"/>
+      <w:pPr>
+        <w:ind w:left="5760" w:hanging="360"/>
+      </w:pPr>
+      <w:rPr>
+        <w:rFonts w:ascii="Courier New" w:hAnsi="Courier New" w:cs="Courier New" w:hint="default"/>
+      </w:rPr>
+    </w:lvl>
+    <w:lvl w:ilvl="8">
+      <w:numFmt w:val="bullet"/>
+      <w:lvlText w:val=""/>
+      <w:lvlJc w:val="left"/>
+      <w:pPr>
+        <w:ind w:left="6480" w:hanging="360"/>
+      </w:pPr>
+      <w:rPr>
+        <w:rFonts w:ascii="Wingdings" w:hAnsi="Wingdings" w:cs="Wingdings" w:hint="default"/>
+      </w:rPr>
+    </w:lvl>
+  </w:abstractNum>
   <w:num w:numId="1000">
     <w:abstractNumId w:val="990"/>
+  </w:num>
+  <w:num w:numId="1001">
+    <w:abstractNumId w:val="991"/>
   </w:num>
 </w:numbering>
 </file>
